--- a/files/marketing-lead-test.docx
+++ b/files/marketing-lead-test.docx
@@ -51,7 +51,7 @@
           <w:b w:val="0"/>
           <w:i w:val="0"/>
         </w:rPr>
-        <w:t>Веб-версия ответа: сведения о компании, которые не раскрываются публично, заменены допущениями.</w:t>
+        <w:t>Это веб-версия ответа.</w:t>
       </w:r>
     </w:p>
     <w:p>
@@ -1009,7 +1009,7 @@
           <w:b w:val="0"/>
           <w:i w:val="0"/>
         </w:rPr>
-        <w:t>Фишка продукта: карта, которой можно платить за границей, с пополнением из обменника. Это не основа бизнеса, а отличие от конкурентов и дополнительная выручка с клиента.</w:t>
+        <w:t>Отличие, которое предлагаю: карта, которой можно платить за границей, с пополнением из обменника. Это не основа бизнеса, а отличие от конкурентов и дополнительная выручка с клиента.</w:t>
       </w:r>
     </w:p>
     <w:p>
@@ -1022,7 +1022,7 @@
           <w:b w:val="0"/>
           <w:i w:val="0"/>
         </w:rPr>
-        <w:t>Фокус на B2C. B2B после подтверждения модели.</w:t>
+        <w:t>Начинаю с B2C, B2B после подтверждения модели.</w:t>
       </w:r>
     </w:p>
     <w:p>
@@ -5000,7 +5000,7 @@
           <w:b w:val="0"/>
           <w:i w:val="0"/>
         </w:rPr>
-        <w:t>Правовая схема: сообщение отправляет сам владелец базы своим клиентам, если у него есть их согласие на рекламные рассылки, и с маркировкой рекламы. Контакты и историю обменов в NNN передаём только с согласия клиента: по умолчанию он сам регистрируется по ссылке и даёт согласия на странице перехода. Схему утверждают юристы на первой неделе.</w:t>
+        <w:t>Правовая схема: сообщение отправляет сам владелец базы своим клиентам, если у него есть их согласие на рекламные рассылки, и с маркировкой рекламы. Данные клиента в NNN передаём только с согласия клиента: по умолчанию он сам регистрируется по ссылке и даёт согласия на странице перехода. Схему утверждают юристы на первой неделе.</w:t>
       </w:r>
     </w:p>
     <w:p>
@@ -5026,7 +5026,7 @@
           <w:b w:val="0"/>
           <w:i w:val="0"/>
         </w:rPr>
-        <w:t>Метрики: доля переведённых, их оборот до и после перехода, отток.</w:t>
+        <w:t>Метрики: доля пришедших из базы, их оборот, отток.</w:t>
       </w:r>
     </w:p>
     <w:p>
